--- a/docs/english-animated/build/b21-unit02/EnglishAnimated_B21_Unit02.docx
+++ b/docs/english-animated/build/b21-unit02/EnglishAnimated_B21_Unit02.docx
@@ -112,7 +112,7 @@
           <wp:inline>
             <wp:extent cx="5334000" cy="3000375"/>
             <wp:effectExtent b="0" l="0" r="0" t="0"/>
-            <wp:docPr descr="The editorial floor of a newspaper with a masthead on the wall, a bound archive volume, a framed first column, an unsigned leader proof on a screen and an empty chair at the conference table." title="" id="21" name="Picture"/>
+            <wp:docPr descr="The editorial floor of a newspaper with the paper's name on the wall, a bound archive volume, a framed first column, an unsigned leader proof on a screen and an empty chair at the conference table." title="" id="21" name="Picture"/>
             <a:graphic>
               <a:graphicData uri="http://schemas.openxmlformats.org/drawingml/2006/picture">
                 <pic:pic>
@@ -383,7 +383,7 @@
         <w:pStyle w:val="BlockText"/>
       </w:pPr>
       <w:r>
-        <w:t xml:space="preserve">the masthead on the wall · a leader-page proof with no byline · a photograph of the 1974 staff ·</w:t>
+        <w:t xml:space="preserve">the paper's name on the wall · a leader-page proof with no byline · a photograph of the 1974 staff ·</w:t>
       </w:r>
       <w:r>
         <w:t xml:space="preserve"> </w:t>
@@ -532,7 +532,7 @@
           <wp:inline>
             <wp:extent cx="5334000" cy="2733675"/>
             <wp:effectExtent b="0" l="0" r="0" t="0"/>
-            <wp:docPr descr="A cutaway of a newspaper's voice in four layers, from the named individual through the desk and the institution to the readership it claims to speak for." title="" id="29" name="Picture"/>
+            <wp:docPr descr="A cutaway of a newspaper's voice in four layers, from the named individual through the institution to the group it counts and the group it claims to speak for." title="" id="29" name="Picture"/>
             <a:graphic>
               <a:graphicData uri="http://schemas.openxmlformats.org/drawingml/2006/picture">
                 <pic:pic>
@@ -627,7 +627,7 @@
           <w:bCs/>
           <w:b/>
         </w:rPr>
-        <w:t xml:space="preserve">masthead</w:t>
+        <w:t xml:space="preserve">spokesperson</w:t>
       </w:r>
       <w:r>
         <w:t xml:space="preserve"> </w:t>
@@ -739,7 +739,7 @@
           <w:bCs/>
           <w:b/>
         </w:rPr>
-        <w:t xml:space="preserve">bureau</w:t>
+        <w:t xml:space="preserve">membership</w:t>
       </w:r>
       <w:r>
         <w:t xml:space="preserve"> </w:t>
@@ -755,7 +755,7 @@
           <w:bCs/>
           <w:b/>
         </w:rPr>
-        <w:t xml:space="preserve">syndication</w:t>
+        <w:t xml:space="preserve">following</w:t>
       </w:r>
       <w:r>
         <w:t xml:space="preserve"> </w:t>
@@ -791,13 +791,13 @@
       </w:r>
     </w:p>
     <w:bookmarkEnd w:id="31"/>
-    <w:bookmarkStart w:id="32" w:name="X80857d91a454af7eaac0823b4c1c0d0242b3ed3"/>
+    <w:bookmarkStart w:id="32" w:name="X20a896fa3a7dcae00ed0bf2e477070720d87c5f"/>
     <w:p>
       <w:pPr>
         <w:pStyle w:val="Heading3"/>
       </w:pPr>
       <w:r>
-        <w:t xml:space="preserve">1B · Sort — a person, an institution, or a group of readers?</w:t>
+        <w:t xml:space="preserve">1B · Sort — a person, an institution, or a group you are claiming?</w:t>
       </w:r>
     </w:p>
     <w:p>
@@ -815,7 +815,7 @@
           <w:bCs/>
           <w:b/>
         </w:rPr>
-        <w:t xml:space="preserve">Two of the twelve belong in two columns and that is the point of the unit.</w:t>
+        <w:t xml:space="preserve">Two of the ten belong in two columns and that is the point of the unit.</w:t>
       </w:r>
     </w:p>
     <w:p>
@@ -823,13 +823,13 @@
         <w:pStyle w:val="BlockText"/>
       </w:pPr>
       <w:r>
-        <w:t xml:space="preserve">columnist · masthead · readership · correspondent · outlet · audience · bureau · editorial ·</w:t>
-      </w:r>
-      <w:r>
-        <w:t xml:space="preserve"> </w:t>
-      </w:r>
-      <w:r>
-        <w:t xml:space="preserve">constituency · voice</w:t>
+        <w:t xml:space="preserve">editorial · outlet · membership · voice · columnist · constituency · audience · spokesperson ·</w:t>
+      </w:r>
+      <w:r>
+        <w:t xml:space="preserve"> </w:t>
+      </w:r>
+      <w:r>
+        <w:t xml:space="preserve">readership · correspondent</w:t>
       </w:r>
     </w:p>
     <w:bookmarkEnd w:id="32"/>
@@ -1100,21 +1100,21 @@
           <w:bCs/>
           <w:b/>
         </w:rPr>
-        <w:t xml:space="preserve">parachute</w:t>
-      </w:r>
-      <w:r>
-        <w:rPr>
-          <w:bCs/>
-          <w:b/>
-        </w:rPr>
-        <w:t xml:space="preserve"> </w:t>
-      </w:r>
-      <w:r>
-        <w:rPr>
-          <w:bCs/>
-          <w:b/>
-        </w:rPr>
-        <w:t xml:space="preserve">journalism</w:t>
+        <w:t xml:space="preserve">an outsider's</w:t>
+      </w:r>
+      <w:r>
+        <w:rPr>
+          <w:bCs/>
+          <w:b/>
+        </w:rPr>
+        <w:t xml:space="preserve"> </w:t>
+      </w:r>
+      <w:r>
+        <w:rPr>
+          <w:bCs/>
+          <w:b/>
+        </w:rPr>
+        <w:t xml:space="preserve">account</w:t>
       </w:r>
       <w:r>
         <w:t xml:space="preserve"> </w:t>
@@ -1154,7 +1154,7 @@
         <w:pStyle w:val="Compact"/>
       </w:pPr>
       <w:r>
-        <w:t xml:space="preserve">A reporter flown in for three days produces ______ ______ , whatever the quality.</w:t>
+        <w:t xml:space="preserve">A reporter flown in for three days files ______ ______ ______ , whatever the quality.</w:t>
       </w:r>
     </w:p>
     <w:p>
@@ -1765,7 +1765,7 @@
         <w:pStyle w:val="Compact"/>
       </w:pPr>
       <w:r>
-        <w:t xml:space="preserve">The paper took the opposite position in 2017. ☐ T ☐ F</w:t>
+        <w:t xml:space="preserve">The paper took the same position in 2017 as it takes now. ☐ T ☐ F</w:t>
       </w:r>
     </w:p>
     <w:p>
@@ -4417,13 +4417,13 @@
         <w:pStyle w:val="BlockText"/>
       </w:pPr>
       <w:r>
-        <w:t xml:space="preserve">inclusive · exclusive · collective · impersonal · generic · institutional · corporate ·</w:t>
-      </w:r>
-      <w:r>
-        <w:t xml:space="preserve"> </w:t>
-      </w:r>
-      <w:r>
-        <w:t xml:space="preserve">anonymous</w:t>
+        <w:t xml:space="preserve">institutional · exclusive · collective · inclusive · generic · anonymous · impersonal ·</w:t>
+      </w:r>
+      <w:r>
+        <w:t xml:space="preserve"> </w:t>
+      </w:r>
+      <w:r>
+        <w:t xml:space="preserve">corporate</w:t>
       </w:r>
     </w:p>
     <w:bookmarkEnd w:id="77"/>
@@ -4813,17 +4813,17 @@
         <w:pStyle w:val="Compact"/>
       </w:pPr>
       <w:r>
-        <w:t xml:space="preserve">Mistakes were made.</w:t>
-      </w:r>
-      <w:r>
-        <w:t xml:space="preserve"> </w:t>
-      </w:r>
-      <w:r>
-        <w:rPr>
-          <w:iCs/>
-          <w:i/>
-        </w:rPr>
-        <w:t xml:space="preserve">(to a named person)</w:t>
+        <w:t xml:space="preserve">The paper regrets the error.</w:t>
+      </w:r>
+      <w:r>
+        <w:t xml:space="preserve"> </w:t>
+      </w:r>
+      <w:r>
+        <w:rPr>
+          <w:iCs/>
+          <w:i/>
+        </w:rPr>
+        <w:t xml:space="preserve">(to the desk that made it)</w:t>
       </w:r>
     </w:p>
     <w:p>
@@ -4835,17 +4835,17 @@
         <w:pStyle w:val="Compact"/>
       </w:pPr>
       <w:r>
-        <w:t xml:space="preserve">We have always opposed it.</w:t>
-      </w:r>
-      <w:r>
-        <w:t xml:space="preserve"> </w:t>
-      </w:r>
-      <w:r>
-        <w:rPr>
-          <w:iCs/>
-          <w:i/>
-        </w:rPr>
-        <w:t xml:space="preserve">(to a dated decision)</w:t>
+        <w:t xml:space="preserve">One might say the figures are unreliable.</w:t>
+      </w:r>
+      <w:r>
+        <w:t xml:space="preserve"> </w:t>
+      </w:r>
+      <w:r>
+        <w:rPr>
+          <w:iCs/>
+          <w:i/>
+        </w:rPr>
+        <w:t xml:space="preserve">(to a named analyst)</w:t>
       </w:r>
     </w:p>
     <w:p>
@@ -4857,17 +4857,17 @@
         <w:pStyle w:val="Compact"/>
       </w:pPr>
       <w:r>
-        <w:t xml:space="preserve">It is widely held that the plan will fail.</w:t>
-      </w:r>
-      <w:r>
-        <w:t xml:space="preserve"> </w:t>
-      </w:r>
-      <w:r>
-        <w:rPr>
-          <w:iCs/>
-          <w:i/>
-        </w:rPr>
-        <w:t xml:space="preserve">(to the writer)</w:t>
+        <w:t xml:space="preserve">The community affected was consulted.</w:t>
+      </w:r>
+      <w:r>
+        <w:t xml:space="preserve"> </w:t>
+      </w:r>
+      <w:r>
+        <w:rPr>
+          <w:iCs/>
+          <w:i/>
+        </w:rPr>
+        <w:t xml:space="preserve">(to the three people who were asked)</w:t>
       </w:r>
     </w:p>
     <w:p>
@@ -4879,17 +4879,17 @@
         <w:pStyle w:val="Compact"/>
       </w:pPr>
       <w:r>
-        <w:t xml:space="preserve">The paper regrets the error.</w:t>
-      </w:r>
-      <w:r>
-        <w:t xml:space="preserve"> </w:t>
-      </w:r>
-      <w:r>
-        <w:rPr>
-          <w:iCs/>
-          <w:i/>
-        </w:rPr>
-        <w:t xml:space="preserve">(to the desk that made it)</w:t>
+        <w:t xml:space="preserve">It is widely held that the plan will fail.</w:t>
+      </w:r>
+      <w:r>
+        <w:t xml:space="preserve"> </w:t>
+      </w:r>
+      <w:r>
+        <w:rPr>
+          <w:iCs/>
+          <w:i/>
+        </w:rPr>
+        <w:t xml:space="preserve">(to the writer)</w:t>
       </w:r>
     </w:p>
     <w:p>
@@ -4901,17 +4901,17 @@
         <w:pStyle w:val="Compact"/>
       </w:pPr>
       <w:r>
-        <w:t xml:space="preserve">One might say the figures are unreliable.</w:t>
-      </w:r>
-      <w:r>
-        <w:t xml:space="preserve"> </w:t>
-      </w:r>
-      <w:r>
-        <w:rPr>
-          <w:iCs/>
-          <w:i/>
-        </w:rPr>
-        <w:t xml:space="preserve">(to a named analyst)</w:t>
+        <w:t xml:space="preserve">Mistakes were made.</w:t>
+      </w:r>
+      <w:r>
+        <w:t xml:space="preserve"> </w:t>
+      </w:r>
+      <w:r>
+        <w:rPr>
+          <w:iCs/>
+          <w:i/>
+        </w:rPr>
+        <w:t xml:space="preserve">(to a named person)</w:t>
       </w:r>
     </w:p>
     <w:p>
@@ -4923,17 +4923,17 @@
         <w:pStyle w:val="Compact"/>
       </w:pPr>
       <w:r>
-        <w:t xml:space="preserve">Our readers expect better.</w:t>
-      </w:r>
-      <w:r>
-        <w:t xml:space="preserve"> </w:t>
-      </w:r>
-      <w:r>
-        <w:rPr>
-          <w:iCs/>
-          <w:i/>
-        </w:rPr>
-        <w:t xml:space="preserve">(to a survey, with a number)</w:t>
+        <w:t xml:space="preserve">We have always opposed it.</w:t>
+      </w:r>
+      <w:r>
+        <w:t xml:space="preserve"> </w:t>
+      </w:r>
+      <w:r>
+        <w:rPr>
+          <w:iCs/>
+          <w:i/>
+        </w:rPr>
+        <w:t xml:space="preserve">(to a dated decision)</w:t>
       </w:r>
     </w:p>
     <w:p>
@@ -4967,17 +4967,17 @@
         <w:pStyle w:val="Compact"/>
       </w:pPr>
       <w:r>
-        <w:t xml:space="preserve">The community affected was consulted.</w:t>
-      </w:r>
-      <w:r>
-        <w:t xml:space="preserve"> </w:t>
-      </w:r>
-      <w:r>
-        <w:rPr>
-          <w:iCs/>
-          <w:i/>
-        </w:rPr>
-        <w:t xml:space="preserve">(to the three people who were asked)</w:t>
+        <w:t xml:space="preserve">Our readers expect better.</w:t>
+      </w:r>
+      <w:r>
+        <w:t xml:space="preserve"> </w:t>
+      </w:r>
+      <w:r>
+        <w:rPr>
+          <w:iCs/>
+          <w:i/>
+        </w:rPr>
+        <w:t xml:space="preserve">(to a survey, with a number)</w:t>
       </w:r>
     </w:p>
     <w:p>
@@ -7626,45 +7626,61 @@
           <w:bCs/>
           <w:b/>
         </w:rPr>
-        <w:t xml:space="preserve">THE PEOPLE</w:t>
-      </w:r>
-      <w:r>
-        <w:t xml:space="preserve"> </w:t>
-      </w:r>
-      <w:r>
-        <w:t xml:space="preserve">· columnist · correspondent · stringer · voice</w:t>
-      </w:r>
-      <w:r>
-        <w:t xml:space="preserve"> </w:t>
-      </w:r>
-      <w:r>
-        <w:rPr>
-          <w:bCs/>
-          <w:b/>
-        </w:rPr>
-        <w:t xml:space="preserve">THE INSTITUTION</w:t>
-      </w:r>
-      <w:r>
-        <w:t xml:space="preserve"> </w:t>
-      </w:r>
-      <w:r>
-        <w:t xml:space="preserve">· byline · masthead · editorial · outlet · bureau · syndication</w:t>
-      </w:r>
-      <w:r>
-        <w:t xml:space="preserve"> </w:t>
-      </w:r>
-      <w:r>
-        <w:rPr>
-          <w:bCs/>
-          <w:b/>
-        </w:rPr>
-        <w:t xml:space="preserve">THE READERS</w:t>
-      </w:r>
-      <w:r>
-        <w:t xml:space="preserve"> </w:t>
-      </w:r>
-      <w:r>
-        <w:t xml:space="preserve">· readership · audience · constituency</w:t>
+        <w:t xml:space="preserve">THE PEOPLE WHO SPEAK</w:t>
+      </w:r>
+      <w:r>
+        <w:t xml:space="preserve"> </w:t>
+      </w:r>
+      <w:r>
+        <w:t xml:space="preserve">· byline · columnist · correspondent · spokesperson</w:t>
+      </w:r>
+      <w:r>
+        <w:t xml:space="preserve"> </w:t>
+      </w:r>
+      <w:r>
+        <w:rPr>
+          <w:bCs/>
+          <w:b/>
+        </w:rPr>
+        <w:t xml:space="preserve">THE INSTITUTION THAT SPEAKS</w:t>
+      </w:r>
+      <w:r>
+        <w:t xml:space="preserve"> </w:t>
+      </w:r>
+      <w:r>
+        <w:t xml:space="preserve">· editorial · outlet · voice</w:t>
+      </w:r>
+      <w:r>
+        <w:t xml:space="preserve"> </w:t>
+      </w:r>
+      <w:r>
+        <w:rPr>
+          <w:bCs/>
+          <w:b/>
+        </w:rPr>
+        <w:t xml:space="preserve">THE GROUP YOU COUNT</w:t>
+      </w:r>
+      <w:r>
+        <w:t xml:space="preserve"> </w:t>
+      </w:r>
+      <w:r>
+        <w:t xml:space="preserve">· readership · audience · membership</w:t>
+      </w:r>
+      <w:r>
+        <w:t xml:space="preserve"> </w:t>
+      </w:r>
+      <w:r>
+        <w:rPr>
+          <w:bCs/>
+          <w:b/>
+        </w:rPr>
+        <w:t xml:space="preserve">THE GROUP YOU CLAIM</w:t>
+      </w:r>
+      <w:r>
+        <w:t xml:space="preserve"> </w:t>
+      </w:r>
+      <w:r>
+        <w:t xml:space="preserve">· constituency · following</w:t>
       </w:r>
       <w:r>
         <w:t xml:space="preserve"> </w:t>
@@ -7696,7 +7712,7 @@
         <w:t xml:space="preserve"> </w:t>
       </w:r>
       <w:r>
-        <w:t xml:space="preserve">· a named writer · an unsigned piece · local to the story · parachute journalism · whose paper is it</w:t>
+        <w:t xml:space="preserve">· a named writer · an unsigned piece · local to the story · an outsider's account · whose paper is it</w:t>
       </w:r>
       <w:r>
         <w:t xml:space="preserve"> </w:t>
